--- a/CÔNG TY HAO QIA QIA CAN TING/HAO QIA QIA CAN TING_ThanhLapMoi/QiaQia_UY  QUYEN.docx
+++ b/CÔNG TY HAO QIA QIA CAN TING/HAO QIA QIA CAN TING_ThanhLapMoi/QiaQia_UY  QUYEN.docx
@@ -1315,16 +1315,10 @@
           <w:szCs w:val="26"/>
           <w:lang w:val="vi"/>
         </w:rPr>
-        <w:t>11/01/2023</w:t>
-      </w:r>
-      <w:r>
-        <w:rPr>
-          <w:rFonts w:ascii="Times New Roman" w:hAnsi="Times New Roman"/>
-          <w:sz w:val="26"/>
-          <w:szCs w:val="26"/>
-        </w:rPr>
-        <w:t xml:space="preserve"> </w:t>
-      </w:r>
+        <w:t xml:space="preserve">16/02/2023 </w:t>
+      </w:r>
+      <w:bookmarkStart w:id="0" w:name="_GoBack"/>
+      <w:bookmarkEnd w:id="0"/>
       <w:r>
         <w:rPr>
           <w:rFonts w:ascii="Times New Roman" w:hAnsi="Times New Roman"/>
@@ -2431,8 +2425,6 @@
         </w:rPr>
         <w:t>HUANG, QIANG</w:t>
       </w:r>
-      <w:bookmarkStart w:id="0" w:name="_GoBack"/>
-      <w:bookmarkEnd w:id="0"/>
       <w:r>
         <w:rPr>
           <w:rFonts w:ascii="Times New Roman" w:hAnsi="Times New Roman" w:cs="Times New Roman"/>
